--- a/Assignment No 7.docx
+++ b/Assignment No 7.docx
@@ -17,6 +17,9 @@
     </w:p>
     <w:p>
       <w:r>
+        <w:rPr>
+          <w:noProof/>
+        </w:rPr>
         <w:drawing>
           <wp:inline distT="0" distB="0" distL="0" distR="0" wp14:anchorId="258FAA81" wp14:editId="32DE34EF">
             <wp:extent cx="5731510" cy="2454910"/>
@@ -64,6 +67,9 @@
     </w:p>
     <w:p>
       <w:r>
+        <w:rPr>
+          <w:noProof/>
+        </w:rPr>
         <w:drawing>
           <wp:inline distT="0" distB="0" distL="0" distR="0" wp14:anchorId="59CA40CB" wp14:editId="675C02CF">
             <wp:extent cx="5731510" cy="3192145"/>
@@ -115,6 +121,9 @@
     </w:p>
     <w:p>
       <w:r>
+        <w:rPr>
+          <w:noProof/>
+        </w:rPr>
         <w:drawing>
           <wp:inline distT="0" distB="0" distL="0" distR="0" wp14:anchorId="400C789D" wp14:editId="3672992B">
             <wp:extent cx="5731510" cy="1949450"/>
@@ -164,10 +173,10 @@
     <w:p>
       <w:r>
         <w:drawing>
-          <wp:inline distT="0" distB="0" distL="0" distR="0" wp14:anchorId="1D542AD7" wp14:editId="73F7701D">
-            <wp:extent cx="5731510" cy="2507615"/>
-            <wp:effectExtent l="0" t="0" r="2540" b="6985"/>
-            <wp:docPr id="1650611176" name="Picture 1"/>
+          <wp:inline distT="0" distB="0" distL="0" distR="0" wp14:anchorId="06EB2D94" wp14:editId="11FF93BE">
+            <wp:extent cx="5731510" cy="2068830"/>
+            <wp:effectExtent l="0" t="0" r="2540" b="7620"/>
+            <wp:docPr id="893161254" name="Picture 1"/>
             <wp:cNvGraphicFramePr>
               <a:graphicFrameLocks xmlns:a="http://schemas.openxmlformats.org/drawingml/2006/main" noChangeAspect="1"/>
             </wp:cNvGraphicFramePr>
@@ -175,7 +184,7 @@
               <a:graphicData uri="http://schemas.openxmlformats.org/drawingml/2006/picture">
                 <pic:pic xmlns:pic="http://schemas.openxmlformats.org/drawingml/2006/picture">
                   <pic:nvPicPr>
-                    <pic:cNvPr id="1650611176" name=""/>
+                    <pic:cNvPr id="893161254" name=""/>
                     <pic:cNvPicPr/>
                   </pic:nvPicPr>
                   <pic:blipFill>
@@ -187,7 +196,7 @@
                   <pic:spPr>
                     <a:xfrm>
                       <a:off x="0" y="0"/>
-                      <a:ext cx="5731510" cy="2507615"/>
+                      <a:ext cx="5731510" cy="2068830"/>
                     </a:xfrm>
                     <a:prstGeom prst="rect">
                       <a:avLst/>
@@ -210,6 +219,9 @@
     </w:p>
     <w:p>
       <w:r>
+        <w:rPr>
+          <w:noProof/>
+        </w:rPr>
         <w:drawing>
           <wp:inline distT="0" distB="0" distL="0" distR="0" wp14:anchorId="71172E01" wp14:editId="3182BC24">
             <wp:extent cx="5731510" cy="1450340"/>
@@ -860,6 +872,7 @@
   <w:style w:type="character" w:default="1" w:styleId="DefaultParagraphFont">
     <w:name w:val="Default Paragraph Font"/>
     <w:uiPriority w:val="1"/>
+    <w:semiHidden/>
     <w:unhideWhenUsed/>
   </w:style>
   <w:style w:type="table" w:default="1" w:styleId="TableNormal">
